--- a/task/오디세이세미나3/20237107 하태영-자기소개서.docx
+++ b/task/오디세이세미나3/20237107 하태영-자기소개서.docx
@@ -320,7 +320,7 @@
               <w:spacing w:after="160"/>
               <w:jc w:val="center"/>
               <w:rPr>
-                <w:rFonts w:ascii="Pretendard" w:eastAsia="Pretendard" w:hAnsi="Pretendard" w:hint="eastAsia"/>
+                <w:rFonts w:ascii="Pretendard" w:eastAsia="Pretendard" w:hAnsi="Pretendard"/>
                 <w:sz w:val="24"/>
               </w:rPr>
             </w:pPr>
@@ -574,7 +574,7 @@
                 <w:rFonts w:ascii="Pretendard" w:eastAsia="Pretendard" w:hAnsi="Pretendard" w:hint="eastAsia"/>
                 <w:sz w:val="24"/>
               </w:rPr>
-              <w:t>2</w:t>
+              <w:t>7</w:t>
             </w:r>
           </w:p>
         </w:tc>
@@ -623,12 +623,112 @@
     <w:p>
       <w:pPr>
         <w:rPr>
+          <w:rFonts w:ascii="Pretendard" w:eastAsia="Pretendard" w:hAnsi="Pretendard"/>
+          <w:b/>
+          <w:bCs/>
+          <w:sz w:val="32"/>
+          <w:szCs w:val="32"/>
+        </w:rPr>
+      </w:pPr>
+      <w:r>
+        <w:rPr>
           <w:rFonts w:ascii="Pretendard" w:eastAsia="Pretendard" w:hAnsi="Pretendard" w:hint="eastAsia"/>
           <w:b/>
           <w:bCs/>
           <w:sz w:val="32"/>
           <w:szCs w:val="32"/>
         </w:rPr>
+        <w:lastRenderedPageBreak/>
+        <w:t>성장과정(500자이상)</w:t>
+      </w:r>
+    </w:p>
+    <w:p>
+      <w:pPr>
+        <w:widowControl/>
+        <w:wordWrap/>
+        <w:autoSpaceDE/>
+        <w:autoSpaceDN/>
+        <w:rPr>
+          <w:rFonts w:ascii="Pretendard" w:eastAsia="Pretendard" w:hAnsi="Pretendard" w:hint="eastAsia"/>
+          <w:b/>
+          <w:bCs/>
+          <w:sz w:val="24"/>
+        </w:rPr>
+      </w:pPr>
+      <w:r>
+        <w:rPr>
+          <w:rFonts w:ascii="Pretendard" w:eastAsia="Pretendard" w:hAnsi="Pretendard"/>
+          <w:sz w:val="24"/>
+        </w:rPr>
+        <w:t xml:space="preserve">초등학교 시절부터 컴퓨터에 흥미를 느껴 워드프로세서 3급과 2급, ITQ 한글·파워포인트를 취득하며 기초적인 컴퓨터 활용 능력을 쌓았습니다. 중학교 시절에는 워드프로세서 1급과 컴퓨터활용능력 2급을 취득하며 보다 체계적인 IT 역량을 다졌습니다. 이후 유한대학교 전자과에 진학하여 전자기기와 컴퓨터 구조에 대한 이해를 넓혔고, 졸업 후 한성컴퓨터 산업체에 입사해 노트북 제조 공정과 생산관리 보조 업무를 경험했습니다. </w:t>
+      </w:r>
+      <w:proofErr w:type="spellStart"/>
+      <w:r>
+        <w:rPr>
+          <w:rFonts w:ascii="Pretendard" w:eastAsia="Pretendard" w:hAnsi="Pretendard"/>
+          <w:sz w:val="24"/>
+        </w:rPr>
+        <w:t>컴퓨존에서는</w:t>
+      </w:r>
+      <w:proofErr w:type="spellEnd"/>
+      <w:r>
+        <w:rPr>
+          <w:rFonts w:ascii="Pretendard" w:eastAsia="Pretendard" w:hAnsi="Pretendard"/>
+          <w:sz w:val="24"/>
+        </w:rPr>
+        <w:t xml:space="preserve"> PC 조립 업무를 맡으며 하드웨어 실무 경험을 추가로 쌓았지만, 단순 반복 업무에 한계를 느끼고 소프트웨어 개발자로 진로를 전환하기로 결심했습니다. 국비지원 </w:t>
+      </w:r>
+      <w:proofErr w:type="spellStart"/>
+      <w:r>
+        <w:rPr>
+          <w:rFonts w:ascii="Pretendard" w:eastAsia="Pretendard" w:hAnsi="Pretendard"/>
+          <w:sz w:val="24"/>
+        </w:rPr>
+        <w:t>풀스택</w:t>
+      </w:r>
+      <w:proofErr w:type="spellEnd"/>
+      <w:r>
+        <w:rPr>
+          <w:rFonts w:ascii="Pretendard" w:eastAsia="Pretendard" w:hAnsi="Pretendard"/>
+          <w:sz w:val="24"/>
+        </w:rPr>
+        <w:t xml:space="preserve"> 개발자 과정을 수료하며 정보처리산업기사 자격증과 컴퓨터공학 학사학위를 취득해 개발 역량을 다졌고, </w:t>
+      </w:r>
+      <w:proofErr w:type="spellStart"/>
+      <w:r>
+        <w:rPr>
+          <w:rFonts w:ascii="Pretendard" w:eastAsia="Pretendard" w:hAnsi="Pretendard"/>
+          <w:sz w:val="24"/>
+        </w:rPr>
+        <w:t>플레인브레드에서</w:t>
+      </w:r>
+      <w:proofErr w:type="spellEnd"/>
+      <w:r>
+        <w:rPr>
+          <w:rFonts w:ascii="Pretendard" w:eastAsia="Pretendard" w:hAnsi="Pretendard"/>
+          <w:sz w:val="24"/>
+        </w:rPr>
+        <w:t xml:space="preserve"> 웹개발자로 근무하며 실무 경험을 쌓는 한편, 정보처리기사 자격증을 추가로 취득하여 전문성을 강화했습니다. 그러나 실무를 수행하면서 기본적인 IT 이론에 대한 궁금증과 학문적 깊이의 필요성을 절감하게 되었고, 동시에 비전공자라는 한계와 부족한 포트폴리오를 보완하고자 편입을 결심했습니다. 현재는 한림대학교 소프트웨어학과 스마트 IoT 전공에 편입하여 전공지식을 체계적으로 쌓고 있으며, 프로젝트 경험을 통해 실무 역량을 더욱 강화해 나가고 있습니다.</w:t>
+      </w:r>
+      <w:r>
+        <w:rPr>
+          <w:rFonts w:ascii="Pretendard" w:eastAsia="Pretendard" w:hAnsi="Pretendard"/>
+          <w:b/>
+          <w:bCs/>
+          <w:sz w:val="24"/>
+        </w:rPr>
+        <w:br w:type="page"/>
+      </w:r>
+    </w:p>
+    <w:p>
+      <w:pPr>
+        <w:rPr>
+          <w:rFonts w:ascii="Pretendard" w:eastAsia="Pretendard" w:hAnsi="Pretendard"/>
+          <w:b/>
+          <w:bCs/>
+          <w:sz w:val="32"/>
+          <w:szCs w:val="32"/>
+        </w:rPr>
       </w:pPr>
       <w:r>
         <w:rPr>
@@ -639,19 +739,130 @@
           <w:szCs w:val="32"/>
         </w:rPr>
         <w:lastRenderedPageBreak/>
-        <w:t>성장과정(500자이상)</w:t>
+        <w:t>성격의 장단점(500자이상)</w:t>
       </w:r>
     </w:p>
     <w:p>
       <w:pPr>
         <w:rPr>
           <w:rFonts w:ascii="Pretendard" w:eastAsia="Pretendard" w:hAnsi="Pretendard"/>
+          <w:sz w:val="24"/>
+        </w:rPr>
+      </w:pPr>
+      <w:r>
+        <w:rPr>
+          <w:rStyle w:val="ab"/>
+          <w:rFonts w:ascii="Pretendard" w:eastAsia="Pretendard" w:hAnsi="Pretendard"/>
+          <w:sz w:val="24"/>
+        </w:rPr>
+        <w:t>친화력(장점)</w:t>
+      </w:r>
+      <w:r>
+        <w:rPr>
+          <w:rFonts w:ascii="Pretendard" w:eastAsia="Pretendard" w:hAnsi="Pretendard"/>
+          <w:sz w:val="24"/>
+        </w:rPr>
+        <w:br/>
+        <w:t xml:space="preserve">저는 다양한 환경에서도 빠르게 적응하고 사람들과 원활한 관계를 형성하는 친화력을 가지고 있습니다. </w:t>
+      </w:r>
+      <w:proofErr w:type="spellStart"/>
+      <w:r>
+        <w:rPr>
+          <w:rFonts w:ascii="Pretendard" w:eastAsia="Pretendard" w:hAnsi="Pretendard"/>
+          <w:sz w:val="24"/>
+        </w:rPr>
+        <w:t>우리카드</w:t>
+      </w:r>
+      <w:proofErr w:type="spellEnd"/>
+      <w:r>
+        <w:rPr>
+          <w:rFonts w:ascii="Pretendard" w:eastAsia="Pretendard" w:hAnsi="Pretendard"/>
+          <w:sz w:val="24"/>
+        </w:rPr>
+        <w:t xml:space="preserve"> 프로젝트에 단독 파견되었을 당시, </w:t>
+      </w:r>
+      <w:proofErr w:type="spellStart"/>
+      <w:r>
+        <w:rPr>
+          <w:rFonts w:ascii="Pretendard" w:eastAsia="Pretendard" w:hAnsi="Pretendard"/>
+          <w:sz w:val="24"/>
+        </w:rPr>
+        <w:t>수행사</w:t>
+      </w:r>
+      <w:proofErr w:type="spellEnd"/>
+      <w:r>
+        <w:rPr>
+          <w:rFonts w:ascii="Pretendard" w:eastAsia="Pretendard" w:hAnsi="Pretendard"/>
+          <w:sz w:val="24"/>
+        </w:rPr>
+        <w:t xml:space="preserve"> 부장님과 처음 함께 일하는 상황에서도 적극적으로 소통하며 신뢰를 쌓아 원활한 업무 진행을 이끌어낸 경험이 있습니다. 사소한 배려와 관심을 통해 상대방과의 거리를 좁히는 데 강점을 가지고 있으며, 이는 협업이 중요한 개발 업무에서도 긍정적인 영향을 발휘할 것이라 생각합니다.</w:t>
+      </w:r>
+    </w:p>
+    <w:p>
+      <w:pPr>
+        <w:rPr>
+          <w:rFonts w:ascii="Pretendard" w:eastAsia="Pretendard" w:hAnsi="Pretendard"/>
+          <w:sz w:val="24"/>
+        </w:rPr>
+      </w:pPr>
+    </w:p>
+    <w:p>
+      <w:pPr>
+        <w:rPr>
+          <w:rFonts w:ascii="Pretendard" w:eastAsia="Pretendard" w:hAnsi="Pretendard"/>
+          <w:sz w:val="24"/>
+        </w:rPr>
+      </w:pPr>
+      <w:r>
+        <w:rPr>
+          <w:rStyle w:val="ab"/>
+          <w:rFonts w:ascii="Pretendard" w:eastAsia="Pretendard" w:hAnsi="Pretendard"/>
+          <w:sz w:val="24"/>
+        </w:rPr>
+        <w:t>성실함(장점)</w:t>
+      </w:r>
+      <w:r>
+        <w:rPr>
+          <w:rFonts w:ascii="Pretendard" w:eastAsia="Pretendard" w:hAnsi="Pretendard"/>
+          <w:sz w:val="24"/>
+        </w:rPr>
+        <w:br/>
+        <w:t>목표를 설정하면 꾸준히 노력하여 성과를 이루는 성실함을 강점으로 가지고 있습니다. 신한금융투자 프로젝트에 참여할 당시, 바쁜 일정 속에서도 업무 외 시간을 활용하여 정보처리기사 자격증을 준비했고, 야근이나 회식이 있는 날에도 학습 습관을 유지하여 끝내 자격증을 취득했습니다. 꾸준함과 자기관리를 통한 성장은 제 업무 능력 향상에 중요한 밑바탕이 되어왔습니다.</w:t>
+      </w:r>
+    </w:p>
+    <w:p>
+      <w:pPr>
+        <w:rPr>
+          <w:rFonts w:ascii="Pretendard" w:eastAsia="Pretendard" w:hAnsi="Pretendard"/>
+          <w:sz w:val="24"/>
+        </w:rPr>
+      </w:pPr>
+    </w:p>
+    <w:p>
+      <w:pPr>
+        <w:rPr>
+          <w:rFonts w:ascii="Pretendard" w:eastAsia="Pretendard" w:hAnsi="Pretendard" w:hint="eastAsia"/>
           <w:b/>
           <w:bCs/>
-          <w:sz w:val="32"/>
-          <w:szCs w:val="32"/>
-        </w:rPr>
-      </w:pPr>
+          <w:sz w:val="24"/>
+        </w:rPr>
+      </w:pPr>
+      <w:r>
+        <w:rPr>
+          <w:rStyle w:val="ab"/>
+          <w:rFonts w:ascii="Pretendard" w:eastAsia="Pretendard" w:hAnsi="Pretendard"/>
+          <w:sz w:val="24"/>
+        </w:rPr>
+        <w:t>불안감(단점)</w:t>
+      </w:r>
+      <w:r>
+        <w:rPr>
+          <w:rFonts w:ascii="Pretendard" w:eastAsia="Pretendard" w:hAnsi="Pretendard"/>
+          <w:sz w:val="24"/>
+        </w:rPr>
+        <w:br/>
+        <w:t>저는 일정한 환경에 익숙해지면 실력 저하에 대한 불안감을 느끼는 경향이 있습니다. 매일유업 프로젝트 당시 출퇴근 환경이 편해지자 스스로 부족해질까 봐 불안감을 느꼈고, 이를 극복하기 위해 개인 웹사이트를 구축하며 서버와 네트워크 학습을 병행했습니다. 단점을 극복하기 위한 노력을 통해 스스로 성장하는 계기를 만들었으며, 현재도 부족함을 인식하면 새로운 목표를 설정하여 꾸준히 역량을 키워 나가고 있습니다.</w:t>
+      </w:r>
     </w:p>
     <w:p>
       <w:pPr>
@@ -697,8 +908,109 @@
           <w:szCs w:val="32"/>
         </w:rPr>
         <w:lastRenderedPageBreak/>
-        <w:t>성격의 장단점</w:t>
-      </w:r>
+        <w:t>지원동기(500자이상)</w:t>
+      </w:r>
+    </w:p>
+    <w:p>
+      <w:pPr>
+        <w:rPr>
+          <w:rFonts w:ascii="Pretendard" w:eastAsia="Pretendard" w:hAnsi="Pretendard"/>
+          <w:b/>
+          <w:bCs/>
+          <w:sz w:val="24"/>
+        </w:rPr>
+      </w:pPr>
+      <w:r>
+        <w:rPr>
+          <w:rFonts w:ascii="Pretendard" w:eastAsia="Pretendard" w:hAnsi="Pretendard"/>
+          <w:sz w:val="24"/>
+        </w:rPr>
+        <w:t xml:space="preserve">저는 컴퓨터에 대한 흥미를 바탕으로 초등학교 시절부터 IT 관련 자격증을 취득하며 기초 역량을 다져왔고, 전자과 졸업 후 IT 제조업체에서의 실무 경험을 통해 현장 이해도를 높였습니다. 이후 소프트웨어 개발 분야에 비전을 느껴 국비지원 </w:t>
+      </w:r>
+      <w:proofErr w:type="spellStart"/>
+      <w:r>
+        <w:rPr>
+          <w:rFonts w:ascii="Pretendard" w:eastAsia="Pretendard" w:hAnsi="Pretendard"/>
+          <w:sz w:val="24"/>
+        </w:rPr>
+        <w:t>풀스택</w:t>
+      </w:r>
+      <w:proofErr w:type="spellEnd"/>
+      <w:r>
+        <w:rPr>
+          <w:rFonts w:ascii="Pretendard" w:eastAsia="Pretendard" w:hAnsi="Pretendard"/>
+          <w:sz w:val="24"/>
+        </w:rPr>
+        <w:t xml:space="preserve"> 개발자 과정을 수료하고, 정보처리산업기사 및 정보처리기사 자격증을 취득하며 본격적인 </w:t>
+      </w:r>
+      <w:proofErr w:type="spellStart"/>
+      <w:r>
+        <w:rPr>
+          <w:rFonts w:ascii="Pretendard" w:eastAsia="Pretendard" w:hAnsi="Pretendard"/>
+          <w:sz w:val="24"/>
+        </w:rPr>
+        <w:t>개발자로서의</w:t>
+      </w:r>
+      <w:proofErr w:type="spellEnd"/>
+      <w:r>
+        <w:rPr>
+          <w:rFonts w:ascii="Pretendard" w:eastAsia="Pretendard" w:hAnsi="Pretendard"/>
+          <w:sz w:val="24"/>
+        </w:rPr>
+        <w:t xml:space="preserve"> 기반을 마련했습니다. </w:t>
+      </w:r>
+      <w:proofErr w:type="spellStart"/>
+      <w:r>
+        <w:rPr>
+          <w:rFonts w:ascii="Pretendard" w:eastAsia="Pretendard" w:hAnsi="Pretendard"/>
+          <w:sz w:val="24"/>
+        </w:rPr>
+        <w:t>플레인브레드에서</w:t>
+      </w:r>
+      <w:proofErr w:type="spellEnd"/>
+      <w:r>
+        <w:rPr>
+          <w:rFonts w:ascii="Pretendard" w:eastAsia="Pretendard" w:hAnsi="Pretendard"/>
+          <w:sz w:val="24"/>
+        </w:rPr>
+        <w:t xml:space="preserve"> 웹개발자로 실무를 경험하는 동안 실질적인 프로젝트 운영과 유지보수 과정을 겪으며 개발자로 성장하였으나, 실무를 수행하면서 기초 이론에 대한 궁금증과 체계적인 전문성 강화의 필요성을 느꼈습니다. 이에 비전공자라는 한계를 극복하고 부족한 포트폴리오를 보완하기 위해 한림대학교 소프트웨어학과에 편입하여 심화 학습을 이어가고 있습니다. 저는 현장 경험과 이론적 기반을 모두 갖춘 개발자로 성장하고자 지속적으로 노력하고 있으며, 귀사에서 다양한 프로젝트를 경험하고, 저의 경험과 노력을 실질적인 성과로 연결하여 기여하고 싶습니다.</w:t>
+      </w:r>
+    </w:p>
+    <w:p>
+      <w:pPr>
+        <w:widowControl/>
+        <w:wordWrap/>
+        <w:autoSpaceDE/>
+        <w:autoSpaceDN/>
+        <w:rPr>
+          <w:rFonts w:ascii="Pretendard" w:eastAsia="Pretendard" w:hAnsi="Pretendard"/>
+          <w:b/>
+          <w:bCs/>
+          <w:sz w:val="32"/>
+          <w:szCs w:val="32"/>
+        </w:rPr>
+      </w:pPr>
+      <w:r>
+        <w:rPr>
+          <w:rFonts w:ascii="Pretendard" w:eastAsia="Pretendard" w:hAnsi="Pretendard"/>
+          <w:b/>
+          <w:bCs/>
+          <w:sz w:val="32"/>
+          <w:szCs w:val="32"/>
+        </w:rPr>
+        <w:br w:type="page"/>
+      </w:r>
+    </w:p>
+    <w:p>
+      <w:pPr>
+        <w:rPr>
+          <w:rFonts w:ascii="Pretendard" w:eastAsia="Pretendard" w:hAnsi="Pretendard"/>
+          <w:b/>
+          <w:bCs/>
+          <w:sz w:val="32"/>
+          <w:szCs w:val="32"/>
+        </w:rPr>
+      </w:pPr>
       <w:r>
         <w:rPr>
           <w:rFonts w:ascii="Pretendard" w:eastAsia="Pretendard" w:hAnsi="Pretendard" w:hint="eastAsia"/>
@@ -707,7 +1019,8 @@
           <w:sz w:val="32"/>
           <w:szCs w:val="32"/>
         </w:rPr>
-        <w:t>(500자이상)</w:t>
+        <w:lastRenderedPageBreak/>
+        <w:t>입사 후 포부(500자이상)</w:t>
       </w:r>
     </w:p>
     <w:p>
@@ -716,134 +1029,31 @@
           <w:rFonts w:ascii="Pretendard" w:eastAsia="Pretendard" w:hAnsi="Pretendard"/>
           <w:b/>
           <w:bCs/>
-          <w:sz w:val="32"/>
-          <w:szCs w:val="32"/>
-        </w:rPr>
-      </w:pPr>
-    </w:p>
-    <w:p>
-      <w:pPr>
-        <w:widowControl/>
-        <w:wordWrap/>
-        <w:autoSpaceDE/>
-        <w:autoSpaceDN/>
-        <w:rPr>
-          <w:rFonts w:ascii="Pretendard" w:eastAsia="Pretendard" w:hAnsi="Pretendard"/>
-          <w:b/>
-          <w:bCs/>
-          <w:sz w:val="32"/>
-          <w:szCs w:val="32"/>
-        </w:rPr>
-      </w:pPr>
-      <w:r>
-        <w:rPr>
-          <w:rFonts w:ascii="Pretendard" w:eastAsia="Pretendard" w:hAnsi="Pretendard"/>
-          <w:b/>
-          <w:bCs/>
-          <w:sz w:val="32"/>
-          <w:szCs w:val="32"/>
-        </w:rPr>
-        <w:br w:type="page"/>
-      </w:r>
-    </w:p>
-    <w:p>
-      <w:pPr>
-        <w:rPr>
-          <w:rFonts w:ascii="Pretendard" w:eastAsia="Pretendard" w:hAnsi="Pretendard"/>
-          <w:b/>
-          <w:bCs/>
-          <w:sz w:val="32"/>
-          <w:szCs w:val="32"/>
-        </w:rPr>
-      </w:pPr>
-      <w:r>
-        <w:rPr>
-          <w:rFonts w:ascii="Pretendard" w:eastAsia="Pretendard" w:hAnsi="Pretendard" w:hint="eastAsia"/>
-          <w:b/>
-          <w:bCs/>
-          <w:sz w:val="32"/>
-          <w:szCs w:val="32"/>
-        </w:rPr>
-        <w:lastRenderedPageBreak/>
-        <w:t>지원동기</w:t>
-      </w:r>
-      <w:r>
-        <w:rPr>
-          <w:rFonts w:ascii="Pretendard" w:eastAsia="Pretendard" w:hAnsi="Pretendard" w:hint="eastAsia"/>
-          <w:b/>
-          <w:bCs/>
-          <w:sz w:val="32"/>
-          <w:szCs w:val="32"/>
-        </w:rPr>
-        <w:t>(500자이상)</w:t>
-      </w:r>
-    </w:p>
-    <w:p>
-      <w:pPr>
-        <w:rPr>
-          <w:rFonts w:ascii="Pretendard" w:eastAsia="Pretendard" w:hAnsi="Pretendard"/>
-          <w:b/>
-          <w:bCs/>
-          <w:sz w:val="32"/>
-          <w:szCs w:val="32"/>
-        </w:rPr>
-      </w:pPr>
-    </w:p>
-    <w:p>
-      <w:pPr>
-        <w:widowControl/>
-        <w:wordWrap/>
-        <w:autoSpaceDE/>
-        <w:autoSpaceDN/>
-        <w:rPr>
-          <w:rFonts w:ascii="Pretendard" w:eastAsia="Pretendard" w:hAnsi="Pretendard"/>
-          <w:b/>
-          <w:bCs/>
-          <w:sz w:val="32"/>
-          <w:szCs w:val="32"/>
-        </w:rPr>
-      </w:pPr>
-      <w:r>
-        <w:rPr>
-          <w:rFonts w:ascii="Pretendard" w:eastAsia="Pretendard" w:hAnsi="Pretendard"/>
-          <w:b/>
-          <w:bCs/>
-          <w:sz w:val="32"/>
-          <w:szCs w:val="32"/>
-        </w:rPr>
-        <w:br w:type="page"/>
-      </w:r>
-    </w:p>
-    <w:p>
-      <w:pPr>
-        <w:rPr>
-          <w:rFonts w:ascii="Pretendard" w:eastAsia="Pretendard" w:hAnsi="Pretendard" w:hint="eastAsia"/>
-          <w:b/>
-          <w:bCs/>
-          <w:sz w:val="32"/>
-          <w:szCs w:val="32"/>
-        </w:rPr>
-      </w:pPr>
-      <w:r>
-        <w:rPr>
-          <w:rFonts w:ascii="Pretendard" w:eastAsia="Pretendard" w:hAnsi="Pretendard" w:hint="eastAsia"/>
-          <w:b/>
-          <w:bCs/>
-          <w:sz w:val="32"/>
-          <w:szCs w:val="32"/>
-        </w:rPr>
-        <w:lastRenderedPageBreak/>
-        <w:t>입사 후 포부</w:t>
-      </w:r>
-      <w:r>
-        <w:rPr>
-          <w:rFonts w:ascii="Pretendard" w:eastAsia="Pretendard" w:hAnsi="Pretendard" w:hint="eastAsia"/>
-          <w:b/>
-          <w:bCs/>
-          <w:sz w:val="32"/>
-          <w:szCs w:val="32"/>
-        </w:rPr>
-        <w:t>(500자이상)</w:t>
+          <w:sz w:val="24"/>
+        </w:rPr>
+      </w:pPr>
+      <w:r>
+        <w:rPr>
+          <w:rFonts w:ascii="Pretendard" w:eastAsia="Pretendard" w:hAnsi="Pretendard"/>
+          <w:sz w:val="24"/>
+        </w:rPr>
+        <w:t xml:space="preserve">입사 후에는 맡은 업무에 빠르게 적응하고, 주어진 역할을 충실히 수행하는 것은 물론, 그 과정에서 부족한 부분을 스스로 점검하고 보완하여 지속적으로 성장하는 개발자가 되겠습니다. 실무를 통해 다양한 프로젝트 경험과 기술 스택을 익히는 한편, 업무에 필요한 </w:t>
+      </w:r>
+      <w:proofErr w:type="spellStart"/>
+      <w:r>
+        <w:rPr>
+          <w:rFonts w:ascii="Pretendard" w:eastAsia="Pretendard" w:hAnsi="Pretendard"/>
+          <w:sz w:val="24"/>
+        </w:rPr>
+        <w:t>기술뿐만</w:t>
+      </w:r>
+      <w:proofErr w:type="spellEnd"/>
+      <w:r>
+        <w:rPr>
+          <w:rFonts w:ascii="Pretendard" w:eastAsia="Pretendard" w:hAnsi="Pretendard"/>
+          <w:sz w:val="24"/>
+        </w:rPr>
+        <w:t xml:space="preserve"> 아니라 산업 전반의 트렌드와 신기술에도 관심을 갖고 꾸준히 학습하겠습니다. 특히 처음 맡은 프로젝트는 철저히 분석하고 책임감 있게 완수하여 팀의 신뢰를 얻는 것을 목표로 삼겠습니다. 장기적으로는 실무 경험을 바탕으로 문제를 스스로 발견하고 해결할 수 있는 역량을 키워, 주어진 업무 이상의 가치를 창출하는 개발자가 되고자 합니다. 또한 꾸준한 자기개발과 적극적인 협업을 통해 팀과 회사의 성과에 기여하며, 회사와 함께 성장하는 인재로 자리 잡고 싶습니다. 항상 배움의 자세를 잃지 않고, 끊임없이 도전하며 발전해 나가는 개발자가 되겠습니다.</w:t>
       </w:r>
     </w:p>
     <w:sectPr>
@@ -3227,6 +3437,17 @@
       </w:tblBorders>
     </w:tblPr>
   </w:style>
+  <w:style w:type="character" w:styleId="ab">
+    <w:name w:val="Strong"/>
+    <w:basedOn w:val="a0"/>
+    <w:uiPriority w:val="22"/>
+    <w:qFormat/>
+    <w:rsid w:val="00E26438"/>
+    <w:rPr>
+      <w:b/>
+      <w:bCs/>
+    </w:rPr>
+  </w:style>
 </w:styles>
 </file>
 
